--- a/Дубровка_ПЗ_рабочая_версия.docx
+++ b/Дубровка_ПЗ_рабочая_версия.docx
@@ -210,14 +210,14 @@
           <w:pPr>
             <w:pStyle w:val="TOC1"/>
             <w:tabs>
+              <w:tab w:val="left" w:pos="1200"/>
               <w:tab w:val="right" w:leader="dot" w:pos="9345"/>
             </w:tabs>
-            <w:spacing w:after="0"/>
             <w:rPr>
               <w:rFonts w:asciiTheme="minorHAnsi" w:eastAsiaTheme="minorEastAsia" w:hAnsiTheme="minorHAnsi"/>
               <w:noProof/>
               <w:sz w:val="24"/>
-              <w:lang w:eastAsia="ru-BY"/>
+              <w:lang w:val="ru-BY" w:eastAsia="ru-BY"/>
             </w:rPr>
           </w:pPr>
           <w:r>
@@ -241,13 +241,29 @@
             </w:rPr>
             <w:fldChar w:fldCharType="separate"/>
           </w:r>
-          <w:hyperlink w:anchor="_Toc226117558" w:history="1">
+          <w:hyperlink w:anchor="_Toc226141278" w:history="1">
             <w:r>
               <w:rPr>
                 <w:rStyle w:val="Hyperlink"/>
                 <w:noProof/>
               </w:rPr>
-              <w:t>1. Анализ предметной области</w:t>
+              <w:t>1.</w:t>
+            </w:r>
+            <w:r>
+              <w:rPr>
+                <w:rFonts w:asciiTheme="minorHAnsi" w:eastAsiaTheme="minorEastAsia" w:hAnsiTheme="minorHAnsi"/>
+                <w:noProof/>
+                <w:sz w:val="24"/>
+                <w:lang w:val="ru-BY" w:eastAsia="ru-BY"/>
+              </w:rPr>
+              <w:tab/>
+            </w:r>
+            <w:r>
+              <w:rPr>
+                <w:rStyle w:val="Hyperlink"/>
+                <w:noProof/>
+              </w:rPr>
+              <w:t>Анализ предметной области</w:t>
             </w:r>
             <w:r>
               <w:rPr>
@@ -268,7 +284,7 @@
                 <w:noProof/>
                 <w:webHidden/>
               </w:rPr>
-              <w:instrText xml:space="preserve"> PAGEREF _Toc226117558 \h </w:instrText>
+              <w:instrText xml:space="preserve"> PAGEREF _Toc226141278 \h </w:instrText>
             </w:r>
             <w:r>
               <w:rPr>
@@ -288,7 +304,7 @@
                 <w:noProof/>
                 <w:webHidden/>
               </w:rPr>
-              <w:t>3</w:t>
+              <w:t>4</w:t>
             </w:r>
             <w:r>
               <w:rPr>
@@ -305,15 +321,14 @@
             <w:tabs>
               <w:tab w:val="right" w:leader="dot" w:pos="9345"/>
             </w:tabs>
-            <w:spacing w:after="0"/>
             <w:rPr>
               <w:rFonts w:asciiTheme="minorHAnsi" w:eastAsiaTheme="minorEastAsia" w:hAnsiTheme="minorHAnsi"/>
               <w:noProof/>
               <w:sz w:val="24"/>
-              <w:lang w:eastAsia="ru-BY"/>
+              <w:lang w:val="ru-BY" w:eastAsia="ru-BY"/>
             </w:rPr>
           </w:pPr>
-          <w:hyperlink w:anchor="_Toc226117559" w:history="1">
+          <w:hyperlink w:anchor="_Toc226141279" w:history="1">
             <w:r>
               <w:rPr>
                 <w:rStyle w:val="Hyperlink"/>
@@ -340,7 +355,7 @@
                 <w:noProof/>
                 <w:webHidden/>
               </w:rPr>
-              <w:instrText xml:space="preserve"> PAGEREF _Toc226117559 \h </w:instrText>
+              <w:instrText xml:space="preserve"> PAGEREF _Toc226141279 \h </w:instrText>
             </w:r>
             <w:r>
               <w:rPr>
@@ -360,7 +375,7 @@
                 <w:noProof/>
                 <w:webHidden/>
               </w:rPr>
-              <w:t>3</w:t>
+              <w:t>4</w:t>
             </w:r>
             <w:r>
               <w:rPr>
@@ -377,15 +392,14 @@
             <w:tabs>
               <w:tab w:val="right" w:leader="dot" w:pos="9345"/>
             </w:tabs>
-            <w:spacing w:after="0"/>
             <w:rPr>
               <w:rFonts w:asciiTheme="minorHAnsi" w:eastAsiaTheme="minorEastAsia" w:hAnsiTheme="minorHAnsi"/>
               <w:noProof/>
               <w:sz w:val="24"/>
-              <w:lang w:eastAsia="ru-BY"/>
+              <w:lang w:val="ru-BY" w:eastAsia="ru-BY"/>
             </w:rPr>
           </w:pPr>
-          <w:hyperlink w:anchor="_Toc226117560" w:history="1">
+          <w:hyperlink w:anchor="_Toc226141280" w:history="1">
             <w:r>
               <w:rPr>
                 <w:rStyle w:val="Hyperlink"/>
@@ -412,7 +426,7 @@
                 <w:noProof/>
                 <w:webHidden/>
               </w:rPr>
-              <w:instrText xml:space="preserve"> PAGEREF _Toc226117560 \h </w:instrText>
+              <w:instrText xml:space="preserve"> PAGEREF _Toc226141280 \h </w:instrText>
             </w:r>
             <w:r>
               <w:rPr>
@@ -432,7 +446,7 @@
                 <w:noProof/>
                 <w:webHidden/>
               </w:rPr>
-              <w:t>4</w:t>
+              <w:t>5</w:t>
             </w:r>
             <w:r>
               <w:rPr>
@@ -449,15 +463,14 @@
             <w:tabs>
               <w:tab w:val="right" w:leader="dot" w:pos="9345"/>
             </w:tabs>
-            <w:spacing w:after="0"/>
             <w:rPr>
               <w:rFonts w:asciiTheme="minorHAnsi" w:eastAsiaTheme="minorEastAsia" w:hAnsiTheme="minorHAnsi"/>
               <w:noProof/>
               <w:sz w:val="24"/>
-              <w:lang w:eastAsia="ru-BY"/>
+              <w:lang w:val="ru-BY" w:eastAsia="ru-BY"/>
             </w:rPr>
           </w:pPr>
-          <w:hyperlink w:anchor="_Toc226117561" w:history="1">
+          <w:hyperlink w:anchor="_Toc226141281" w:history="1">
             <w:r>
               <w:rPr>
                 <w:rStyle w:val="Hyperlink"/>
@@ -484,7 +497,7 @@
                 <w:noProof/>
                 <w:webHidden/>
               </w:rPr>
-              <w:instrText xml:space="preserve"> PAGEREF _Toc226117561 \h </w:instrText>
+              <w:instrText xml:space="preserve"> PAGEREF _Toc226141281 \h </w:instrText>
             </w:r>
             <w:r>
               <w:rPr>
@@ -504,7 +517,7 @@
                 <w:noProof/>
                 <w:webHidden/>
               </w:rPr>
-              <w:t>5</w:t>
+              <w:t>6</w:t>
             </w:r>
             <w:r>
               <w:rPr>
@@ -521,15 +534,14 @@
             <w:tabs>
               <w:tab w:val="right" w:leader="dot" w:pos="9345"/>
             </w:tabs>
-            <w:spacing w:after="0"/>
             <w:rPr>
               <w:rFonts w:asciiTheme="minorHAnsi" w:eastAsiaTheme="minorEastAsia" w:hAnsiTheme="minorHAnsi"/>
               <w:noProof/>
               <w:sz w:val="24"/>
-              <w:lang w:eastAsia="ru-BY"/>
+              <w:lang w:val="ru-BY" w:eastAsia="ru-BY"/>
             </w:rPr>
           </w:pPr>
-          <w:hyperlink w:anchor="_Toc226117562" w:history="1">
+          <w:hyperlink w:anchor="_Toc226141282" w:history="1">
             <w:r>
               <w:rPr>
                 <w:rStyle w:val="Hyperlink"/>
@@ -556,7 +568,7 @@
                 <w:noProof/>
                 <w:webHidden/>
               </w:rPr>
-              <w:instrText xml:space="preserve"> PAGEREF _Toc226117562 \h </w:instrText>
+              <w:instrText xml:space="preserve"> PAGEREF _Toc226141282 \h </w:instrText>
             </w:r>
             <w:r>
               <w:rPr>
@@ -576,7 +588,7 @@
                 <w:noProof/>
                 <w:webHidden/>
               </w:rPr>
-              <w:t>6</w:t>
+              <w:t>7</w:t>
             </w:r>
             <w:r>
               <w:rPr>
@@ -593,15 +605,14 @@
             <w:tabs>
               <w:tab w:val="right" w:leader="dot" w:pos="9345"/>
             </w:tabs>
-            <w:spacing w:after="0"/>
             <w:rPr>
               <w:rFonts w:asciiTheme="minorHAnsi" w:eastAsiaTheme="minorEastAsia" w:hAnsiTheme="minorHAnsi"/>
               <w:noProof/>
               <w:sz w:val="24"/>
-              <w:lang w:eastAsia="ru-BY"/>
+              <w:lang w:val="ru-BY" w:eastAsia="ru-BY"/>
             </w:rPr>
           </w:pPr>
-          <w:hyperlink w:anchor="_Toc226117563" w:history="1">
+          <w:hyperlink w:anchor="_Toc226141283" w:history="1">
             <w:r>
               <w:rPr>
                 <w:rStyle w:val="Hyperlink"/>
@@ -628,7 +639,7 @@
                 <w:noProof/>
                 <w:webHidden/>
               </w:rPr>
-              <w:instrText xml:space="preserve"> PAGEREF _Toc226117563 \h </w:instrText>
+              <w:instrText xml:space="preserve"> PAGEREF _Toc226141283 \h </w:instrText>
             </w:r>
             <w:r>
               <w:rPr>
@@ -648,7 +659,7 @@
                 <w:noProof/>
                 <w:webHidden/>
               </w:rPr>
-              <w:t>7</w:t>
+              <w:t>8</w:t>
             </w:r>
             <w:r>
               <w:rPr>
@@ -665,15 +676,14 @@
             <w:tabs>
               <w:tab w:val="right" w:leader="dot" w:pos="9345"/>
             </w:tabs>
-            <w:spacing w:after="0"/>
             <w:rPr>
               <w:rFonts w:asciiTheme="minorHAnsi" w:eastAsiaTheme="minorEastAsia" w:hAnsiTheme="minorHAnsi"/>
               <w:noProof/>
               <w:sz w:val="24"/>
-              <w:lang w:eastAsia="ru-BY"/>
+              <w:lang w:val="ru-BY" w:eastAsia="ru-BY"/>
             </w:rPr>
           </w:pPr>
-          <w:hyperlink w:anchor="_Toc226117564" w:history="1">
+          <w:hyperlink w:anchor="_Toc226141284" w:history="1">
             <w:r>
               <w:rPr>
                 <w:rStyle w:val="Hyperlink"/>
@@ -700,7 +710,7 @@
                 <w:noProof/>
                 <w:webHidden/>
               </w:rPr>
-              <w:instrText xml:space="preserve"> PAGEREF _Toc226117564 \h </w:instrText>
+              <w:instrText xml:space="preserve"> PAGEREF _Toc226141284 \h </w:instrText>
             </w:r>
             <w:r>
               <w:rPr>
@@ -720,7 +730,7 @@
                 <w:noProof/>
                 <w:webHidden/>
               </w:rPr>
-              <w:t>9</w:t>
+              <w:t>10</w:t>
             </w:r>
             <w:r>
               <w:rPr>
@@ -737,15 +747,14 @@
             <w:tabs>
               <w:tab w:val="right" w:leader="dot" w:pos="9345"/>
             </w:tabs>
-            <w:spacing w:after="0"/>
             <w:rPr>
               <w:rFonts w:asciiTheme="minorHAnsi" w:eastAsiaTheme="minorEastAsia" w:hAnsiTheme="minorHAnsi"/>
               <w:noProof/>
               <w:sz w:val="24"/>
-              <w:lang w:eastAsia="ru-BY"/>
+              <w:lang w:val="ru-BY" w:eastAsia="ru-BY"/>
             </w:rPr>
           </w:pPr>
-          <w:hyperlink w:anchor="_Toc226117565" w:history="1">
+          <w:hyperlink w:anchor="_Toc226141285" w:history="1">
             <w:r>
               <w:rPr>
                 <w:rStyle w:val="Hyperlink"/>
@@ -772,7 +781,7 @@
                 <w:noProof/>
                 <w:webHidden/>
               </w:rPr>
-              <w:instrText xml:space="preserve"> PAGEREF _Toc226117565 \h </w:instrText>
+              <w:instrText xml:space="preserve"> PAGEREF _Toc226141285 \h </w:instrText>
             </w:r>
             <w:r>
               <w:rPr>
@@ -792,7 +801,7 @@
                 <w:noProof/>
                 <w:webHidden/>
               </w:rPr>
-              <w:t>9</w:t>
+              <w:t>10</w:t>
             </w:r>
             <w:r>
               <w:rPr>
@@ -809,15 +818,14 @@
             <w:tabs>
               <w:tab w:val="right" w:leader="dot" w:pos="9345"/>
             </w:tabs>
-            <w:spacing w:after="0"/>
             <w:rPr>
               <w:rFonts w:asciiTheme="minorHAnsi" w:eastAsiaTheme="minorEastAsia" w:hAnsiTheme="minorHAnsi"/>
               <w:noProof/>
               <w:sz w:val="24"/>
-              <w:lang w:eastAsia="ru-BY"/>
+              <w:lang w:val="ru-BY" w:eastAsia="ru-BY"/>
             </w:rPr>
           </w:pPr>
-          <w:hyperlink w:anchor="_Toc226117566" w:history="1">
+          <w:hyperlink w:anchor="_Toc226141286" w:history="1">
             <w:r>
               <w:rPr>
                 <w:rStyle w:val="Hyperlink"/>
@@ -844,7 +852,7 @@
                 <w:noProof/>
                 <w:webHidden/>
               </w:rPr>
-              <w:instrText xml:space="preserve"> PAGEREF _Toc226117566 \h </w:instrText>
+              <w:instrText xml:space="preserve"> PAGEREF _Toc226141286 \h </w:instrText>
             </w:r>
             <w:r>
               <w:rPr>
@@ -864,7 +872,7 @@
                 <w:noProof/>
                 <w:webHidden/>
               </w:rPr>
-              <w:t>11</w:t>
+              <w:t>12</w:t>
             </w:r>
             <w:r>
               <w:rPr>
@@ -881,15 +889,14 @@
             <w:tabs>
               <w:tab w:val="right" w:leader="dot" w:pos="9345"/>
             </w:tabs>
-            <w:spacing w:after="0"/>
             <w:rPr>
               <w:rFonts w:asciiTheme="minorHAnsi" w:eastAsiaTheme="minorEastAsia" w:hAnsiTheme="minorHAnsi"/>
               <w:noProof/>
               <w:sz w:val="24"/>
-              <w:lang w:eastAsia="ru-BY"/>
+              <w:lang w:val="ru-BY" w:eastAsia="ru-BY"/>
             </w:rPr>
           </w:pPr>
-          <w:hyperlink w:anchor="_Toc226117567" w:history="1">
+          <w:hyperlink w:anchor="_Toc226141287" w:history="1">
             <w:r>
               <w:rPr>
                 <w:rStyle w:val="Hyperlink"/>
@@ -916,7 +923,7 @@
                 <w:noProof/>
                 <w:webHidden/>
               </w:rPr>
-              <w:instrText xml:space="preserve"> PAGEREF _Toc226117567 \h </w:instrText>
+              <w:instrText xml:space="preserve"> PAGEREF _Toc226141287 \h </w:instrText>
             </w:r>
             <w:r>
               <w:rPr>
@@ -936,7 +943,7 @@
                 <w:noProof/>
                 <w:webHidden/>
               </w:rPr>
-              <w:t>12</w:t>
+              <w:t>13</w:t>
             </w:r>
             <w:r>
               <w:rPr>
@@ -953,15 +960,14 @@
             <w:tabs>
               <w:tab w:val="right" w:leader="dot" w:pos="9345"/>
             </w:tabs>
-            <w:spacing w:after="0"/>
             <w:rPr>
               <w:rFonts w:asciiTheme="minorHAnsi" w:eastAsiaTheme="minorEastAsia" w:hAnsiTheme="minorHAnsi"/>
               <w:noProof/>
               <w:sz w:val="24"/>
-              <w:lang w:eastAsia="ru-BY"/>
+              <w:lang w:val="ru-BY" w:eastAsia="ru-BY"/>
             </w:rPr>
           </w:pPr>
-          <w:hyperlink w:anchor="_Toc226117568" w:history="1">
+          <w:hyperlink w:anchor="_Toc226141288" w:history="1">
             <w:r>
               <w:rPr>
                 <w:rStyle w:val="Hyperlink"/>
@@ -988,7 +994,7 @@
                 <w:noProof/>
                 <w:webHidden/>
               </w:rPr>
-              <w:instrText xml:space="preserve"> PAGEREF _Toc226117568 \h </w:instrText>
+              <w:instrText xml:space="preserve"> PAGEREF _Toc226141288 \h </w:instrText>
             </w:r>
             <w:r>
               <w:rPr>
@@ -1025,15 +1031,14 @@
             <w:tabs>
               <w:tab w:val="right" w:leader="dot" w:pos="9345"/>
             </w:tabs>
-            <w:spacing w:after="0"/>
             <w:rPr>
               <w:rFonts w:asciiTheme="minorHAnsi" w:eastAsiaTheme="minorEastAsia" w:hAnsiTheme="minorHAnsi"/>
               <w:noProof/>
               <w:sz w:val="24"/>
-              <w:lang w:eastAsia="ru-BY"/>
+              <w:lang w:val="ru-BY" w:eastAsia="ru-BY"/>
             </w:rPr>
           </w:pPr>
-          <w:hyperlink w:anchor="_Toc226117569" w:history="1">
+          <w:hyperlink w:anchor="_Toc226141289" w:history="1">
             <w:r>
               <w:rPr>
                 <w:rStyle w:val="Hyperlink"/>
@@ -1060,7 +1065,7 @@
                 <w:noProof/>
                 <w:webHidden/>
               </w:rPr>
-              <w:instrText xml:space="preserve"> PAGEREF _Toc226117569 \h </w:instrText>
+              <w:instrText xml:space="preserve"> PAGEREF _Toc226141289 \h </w:instrText>
             </w:r>
             <w:r>
               <w:rPr>
@@ -1097,15 +1102,14 @@
             <w:tabs>
               <w:tab w:val="right" w:leader="dot" w:pos="9345"/>
             </w:tabs>
-            <w:spacing w:after="0"/>
             <w:rPr>
               <w:rFonts w:asciiTheme="minorHAnsi" w:eastAsiaTheme="minorEastAsia" w:hAnsiTheme="minorHAnsi"/>
               <w:noProof/>
               <w:sz w:val="24"/>
-              <w:lang w:eastAsia="ru-BY"/>
+              <w:lang w:val="ru-BY" w:eastAsia="ru-BY"/>
             </w:rPr>
           </w:pPr>
-          <w:hyperlink w:anchor="_Toc226117570" w:history="1">
+          <w:hyperlink w:anchor="_Toc226141290" w:history="1">
             <w:r>
               <w:rPr>
                 <w:rStyle w:val="Hyperlink"/>
@@ -1132,7 +1136,7 @@
                 <w:noProof/>
                 <w:webHidden/>
               </w:rPr>
-              <w:instrText xml:space="preserve"> PAGEREF _Toc226117570 \h </w:instrText>
+              <w:instrText xml:space="preserve"> PAGEREF _Toc226141290 \h </w:instrText>
             </w:r>
             <w:r>
               <w:rPr>
@@ -1169,15 +1173,14 @@
             <w:tabs>
               <w:tab w:val="right" w:leader="dot" w:pos="9345"/>
             </w:tabs>
-            <w:spacing w:after="0"/>
             <w:rPr>
               <w:rFonts w:asciiTheme="minorHAnsi" w:eastAsiaTheme="minorEastAsia" w:hAnsiTheme="minorHAnsi"/>
               <w:noProof/>
               <w:sz w:val="24"/>
-              <w:lang w:eastAsia="ru-BY"/>
+              <w:lang w:val="ru-BY" w:eastAsia="ru-BY"/>
             </w:rPr>
           </w:pPr>
-          <w:hyperlink w:anchor="_Toc226117571" w:history="1">
+          <w:hyperlink w:anchor="_Toc226141291" w:history="1">
             <w:r>
               <w:rPr>
                 <w:rStyle w:val="Hyperlink"/>
@@ -1204,7 +1207,7 @@
                 <w:noProof/>
                 <w:webHidden/>
               </w:rPr>
-              <w:instrText xml:space="preserve"> PAGEREF _Toc226117571 \h </w:instrText>
+              <w:instrText xml:space="preserve"> PAGEREF _Toc226141291 \h </w:instrText>
             </w:r>
             <w:r>
               <w:rPr>
@@ -1241,15 +1244,14 @@
             <w:tabs>
               <w:tab w:val="right" w:leader="dot" w:pos="9345"/>
             </w:tabs>
-            <w:spacing w:after="0"/>
             <w:rPr>
               <w:rFonts w:asciiTheme="minorHAnsi" w:eastAsiaTheme="minorEastAsia" w:hAnsiTheme="minorHAnsi"/>
               <w:noProof/>
               <w:sz w:val="24"/>
-              <w:lang w:eastAsia="ru-BY"/>
+              <w:lang w:val="ru-BY" w:eastAsia="ru-BY"/>
             </w:rPr>
           </w:pPr>
-          <w:hyperlink w:anchor="_Toc226117572" w:history="1">
+          <w:hyperlink w:anchor="_Toc226141292" w:history="1">
             <w:r>
               <w:rPr>
                 <w:rStyle w:val="Hyperlink"/>
@@ -1276,7 +1278,7 @@
                 <w:noProof/>
                 <w:webHidden/>
               </w:rPr>
-              <w:instrText xml:space="preserve"> PAGEREF _Toc226117572 \h </w:instrText>
+              <w:instrText xml:space="preserve"> PAGEREF _Toc226141292 \h </w:instrText>
             </w:r>
             <w:r>
               <w:rPr>
@@ -1296,7 +1298,7 @@
                 <w:noProof/>
                 <w:webHidden/>
               </w:rPr>
-              <w:t>19</w:t>
+              <w:t>18</w:t>
             </w:r>
             <w:r>
               <w:rPr>
@@ -1313,15 +1315,14 @@
             <w:tabs>
               <w:tab w:val="right" w:leader="dot" w:pos="9345"/>
             </w:tabs>
-            <w:spacing w:after="0"/>
             <w:rPr>
               <w:rFonts w:asciiTheme="minorHAnsi" w:eastAsiaTheme="minorEastAsia" w:hAnsiTheme="minorHAnsi"/>
               <w:noProof/>
               <w:sz w:val="24"/>
-              <w:lang w:eastAsia="ru-BY"/>
+              <w:lang w:val="ru-BY" w:eastAsia="ru-BY"/>
             </w:rPr>
           </w:pPr>
-          <w:hyperlink w:anchor="_Toc226117573" w:history="1">
+          <w:hyperlink w:anchor="_Toc226141293" w:history="1">
             <w:r>
               <w:rPr>
                 <w:rStyle w:val="Hyperlink"/>
@@ -1348,7 +1349,7 @@
                 <w:noProof/>
                 <w:webHidden/>
               </w:rPr>
-              <w:instrText xml:space="preserve"> PAGEREF _Toc226117573 \h </w:instrText>
+              <w:instrText xml:space="preserve"> PAGEREF _Toc226141293 \h </w:instrText>
             </w:r>
             <w:r>
               <w:rPr>
@@ -1368,7 +1369,7 @@
                 <w:noProof/>
                 <w:webHidden/>
               </w:rPr>
-              <w:t>21</w:t>
+              <w:t>20</w:t>
             </w:r>
             <w:r>
               <w:rPr>
@@ -1385,15 +1386,14 @@
             <w:tabs>
               <w:tab w:val="right" w:leader="dot" w:pos="9345"/>
             </w:tabs>
-            <w:spacing w:after="0"/>
             <w:rPr>
               <w:rFonts w:asciiTheme="minorHAnsi" w:eastAsiaTheme="minorEastAsia" w:hAnsiTheme="minorHAnsi"/>
               <w:noProof/>
               <w:sz w:val="24"/>
-              <w:lang w:eastAsia="ru-BY"/>
+              <w:lang w:val="ru-BY" w:eastAsia="ru-BY"/>
             </w:rPr>
           </w:pPr>
-          <w:hyperlink w:anchor="_Toc226117574" w:history="1">
+          <w:hyperlink w:anchor="_Toc226141294" w:history="1">
             <w:r>
               <w:rPr>
                 <w:rStyle w:val="Hyperlink"/>
@@ -1420,7 +1420,7 @@
                 <w:noProof/>
                 <w:webHidden/>
               </w:rPr>
-              <w:instrText xml:space="preserve"> PAGEREF _Toc226117574 \h </w:instrText>
+              <w:instrText xml:space="preserve"> PAGEREF _Toc226141294 \h </w:instrText>
             </w:r>
             <w:r>
               <w:rPr>
@@ -1440,7 +1440,7 @@
                 <w:noProof/>
                 <w:webHidden/>
               </w:rPr>
-              <w:t>22</w:t>
+              <w:t>21</w:t>
             </w:r>
             <w:r>
               <w:rPr>
@@ -1457,15 +1457,14 @@
             <w:tabs>
               <w:tab w:val="right" w:leader="dot" w:pos="9345"/>
             </w:tabs>
-            <w:spacing w:after="0"/>
             <w:rPr>
               <w:rFonts w:asciiTheme="minorHAnsi" w:eastAsiaTheme="minorEastAsia" w:hAnsiTheme="minorHAnsi"/>
               <w:noProof/>
               <w:sz w:val="24"/>
-              <w:lang w:eastAsia="ru-BY"/>
+              <w:lang w:val="ru-BY" w:eastAsia="ru-BY"/>
             </w:rPr>
           </w:pPr>
-          <w:hyperlink w:anchor="_Toc226117575" w:history="1">
+          <w:hyperlink w:anchor="_Toc226141295" w:history="1">
             <w:r>
               <w:rPr>
                 <w:rStyle w:val="Hyperlink"/>
@@ -1492,7 +1491,7 @@
                 <w:noProof/>
                 <w:webHidden/>
               </w:rPr>
-              <w:instrText xml:space="preserve"> PAGEREF _Toc226117575 \h </w:instrText>
+              <w:instrText xml:space="preserve"> PAGEREF _Toc226141295 \h </w:instrText>
             </w:r>
             <w:r>
               <w:rPr>
@@ -1512,7 +1511,7 @@
                 <w:noProof/>
                 <w:webHidden/>
               </w:rPr>
-              <w:t>24</w:t>
+              <w:t>22</w:t>
             </w:r>
             <w:r>
               <w:rPr>
@@ -1529,15 +1528,14 @@
             <w:tabs>
               <w:tab w:val="right" w:leader="dot" w:pos="9345"/>
             </w:tabs>
-            <w:spacing w:after="0"/>
             <w:rPr>
               <w:rFonts w:asciiTheme="minorHAnsi" w:eastAsiaTheme="minorEastAsia" w:hAnsiTheme="minorHAnsi"/>
               <w:noProof/>
               <w:sz w:val="24"/>
-              <w:lang w:eastAsia="ru-BY"/>
+              <w:lang w:val="ru-BY" w:eastAsia="ru-BY"/>
             </w:rPr>
           </w:pPr>
-          <w:hyperlink w:anchor="_Toc226117576" w:history="1">
+          <w:hyperlink w:anchor="_Toc226141296" w:history="1">
             <w:r>
               <w:rPr>
                 <w:rStyle w:val="Hyperlink"/>
@@ -1564,7 +1562,7 @@
                 <w:noProof/>
                 <w:webHidden/>
               </w:rPr>
-              <w:instrText xml:space="preserve"> PAGEREF _Toc226117576 \h </w:instrText>
+              <w:instrText xml:space="preserve"> PAGEREF _Toc226141296 \h </w:instrText>
             </w:r>
             <w:r>
               <w:rPr>
@@ -1601,15 +1599,14 @@
             <w:tabs>
               <w:tab w:val="right" w:leader="dot" w:pos="9345"/>
             </w:tabs>
-            <w:spacing w:after="0"/>
             <w:rPr>
               <w:rFonts w:asciiTheme="minorHAnsi" w:eastAsiaTheme="minorEastAsia" w:hAnsiTheme="minorHAnsi"/>
               <w:noProof/>
               <w:sz w:val="24"/>
-              <w:lang w:eastAsia="ru-BY"/>
+              <w:lang w:val="ru-BY" w:eastAsia="ru-BY"/>
             </w:rPr>
           </w:pPr>
-          <w:hyperlink w:anchor="_Toc226117577" w:history="1">
+          <w:hyperlink w:anchor="_Toc226141297" w:history="1">
             <w:r>
               <w:rPr>
                 <w:rStyle w:val="Hyperlink"/>
@@ -1636,7 +1633,7 @@
                 <w:noProof/>
                 <w:webHidden/>
               </w:rPr>
-              <w:instrText xml:space="preserve"> PAGEREF _Toc226117577 \h </w:instrText>
+              <w:instrText xml:space="preserve"> PAGEREF _Toc226141297 \h </w:instrText>
             </w:r>
             <w:r>
               <w:rPr>
@@ -1656,7 +1653,7 @@
                 <w:noProof/>
                 <w:webHidden/>
               </w:rPr>
-              <w:t>29</w:t>
+              <w:t>30</w:t>
             </w:r>
             <w:r>
               <w:rPr>
@@ -1716,7 +1713,7 @@
         </w:numPr>
         <w:spacing w:before="0" w:after="0"/>
       </w:pPr>
-      <w:bookmarkStart w:id="0" w:name="_Toc226117558"/>
+      <w:bookmarkStart w:id="0" w:name="_Toc226141278"/>
       <w:r>
         <w:lastRenderedPageBreak/>
         <w:t>Анализ предметной области</w:t>
@@ -1735,7 +1732,7 @@
         <w:pStyle w:val="HEADINGCUSTOM"/>
         <w:spacing w:before="0" w:after="0"/>
       </w:pPr>
-      <w:bookmarkStart w:id="1" w:name="_Toc226117559"/>
+      <w:bookmarkStart w:id="1" w:name="_Toc226141279"/>
       <w:r>
         <w:t>1.1. Описание предметной области</w:t>
       </w:r>
@@ -1766,7 +1763,22 @@
           <w:rFonts w:cs="Times New Roman"/>
           <w:szCs w:val="28"/>
         </w:rPr>
-        <w:t>Агентство недвижимости представляет собой организацию, оказывающую посреднические услуги на рынке купли-продажи и аренды жилой и коммерческой недвижимости. Взаимодействие между участниками рынка – собственниками объектов, потенциальными покупателями (арендаторами) и сотрудниками агентства – требует оперативного обмена информацией, учёта большого объёма данных и контроля на всех этапах сделки.</w:t>
+        <w:t>Агентство недвижимости представляет собой организацию, оказывающую посреднические услуги на рынке купли-продажи и аренды жилой и коммерческой недвижимости. Взаимодействие между участниками рынка</w:t>
+      </w:r>
+      <w:r>
+        <w:rPr>
+          <w:rFonts w:cs="Times New Roman"/>
+          <w:szCs w:val="28"/>
+          <w:lang w:val="ru-RU"/>
+        </w:rPr>
+        <w:t xml:space="preserve"> – </w:t>
+      </w:r>
+      <w:r>
+        <w:rPr>
+          <w:rFonts w:cs="Times New Roman"/>
+          <w:szCs w:val="28"/>
+        </w:rPr>
+        <w:t>собственниками объектов, потенциальными покупателями (арендаторами) и сотрудниками агентства – требует оперативного обмена информацией, учёта большого объёма данных и контроля на всех этапах сделки.</w:t>
       </w:r>
     </w:p>
     <w:p>
@@ -1981,7 +1993,7 @@
         <w:pStyle w:val="HEADINGCUSTOM"/>
         <w:spacing w:before="0" w:after="0"/>
       </w:pPr>
-      <w:bookmarkStart w:id="2" w:name="_Toc226117560"/>
+      <w:bookmarkStart w:id="2" w:name="_Toc226141280"/>
       <w:r>
         <w:lastRenderedPageBreak/>
         <w:t>1.2. Обзор аналогов</w:t>
@@ -2200,7 +2212,7 @@
         <w:pStyle w:val="HEADINGCUSTOM"/>
         <w:spacing w:before="0" w:after="0"/>
       </w:pPr>
-      <w:bookmarkStart w:id="3" w:name="_Toc226117561"/>
+      <w:bookmarkStart w:id="3" w:name="_Toc226141281"/>
       <w:r>
         <w:t>1.3. Постановка задачи</w:t>
       </w:r>
@@ -2322,7 +2334,22 @@
           <w:rFonts w:cs="Times New Roman"/>
           <w:szCs w:val="28"/>
         </w:rPr>
-        <w:t>проектировать реляционную базу данных, содержащую 12–15 таблиц, соответствующую требованиям нормализации и обеспечивающую целостность данных</w:t>
+        <w:t>проектировать реляционную базу данных, содержащую 12</w:t>
+      </w:r>
+      <w:r>
+        <w:rPr>
+          <w:rFonts w:cs="Times New Roman"/>
+          <w:szCs w:val="28"/>
+          <w:lang w:val="ru-RU"/>
+        </w:rPr>
+        <w:t>-</w:t>
+      </w:r>
+      <w:r>
+        <w:rPr>
+          <w:rFonts w:cs="Times New Roman"/>
+          <w:szCs w:val="28"/>
+        </w:rPr>
+        <w:t>15 таблиц, соответствующую требованиям нормализации и обеспечивающую целостность данных</w:t>
       </w:r>
       <w:r>
         <w:rPr>
@@ -2361,7 +2388,22 @@
           <w:rFonts w:cs="Times New Roman"/>
           <w:szCs w:val="28"/>
         </w:rPr>
-        <w:t>еализовать на стороне СУБД триггеры, хранимые процедуры и функции (по 3–7 каждого типа) для автоматизации бизнес-логики (изменение статусов объектов, расчёт комиссии, журнализация изменений)</w:t>
+        <w:t>еализовать на стороне СУБД триггеры, хранимые процедуры и функции (по 3</w:t>
+      </w:r>
+      <w:r>
+        <w:rPr>
+          <w:rFonts w:cs="Times New Roman"/>
+          <w:szCs w:val="28"/>
+          <w:lang w:val="ru-RU"/>
+        </w:rPr>
+        <w:t>-</w:t>
+      </w:r>
+      <w:r>
+        <w:rPr>
+          <w:rFonts w:cs="Times New Roman"/>
+          <w:szCs w:val="28"/>
+        </w:rPr>
+        <w:t>7 каждого типа) для автоматизации бизнес-логики (изменение статусов объектов, расчёт комиссии, журнализация изменений)</w:t>
       </w:r>
       <w:r>
         <w:rPr>
@@ -2575,7 +2617,7 @@
         <w:pStyle w:val="HEADINGCUSTOM"/>
         <w:spacing w:before="0" w:after="0"/>
       </w:pPr>
-      <w:bookmarkStart w:id="4" w:name="_Toc226117562"/>
+      <w:bookmarkStart w:id="4" w:name="_Toc226141282"/>
       <w:r>
         <w:t>1.4. Входные и выходные данные</w:t>
       </w:r>
@@ -2941,7 +2983,7 @@
         <w:pStyle w:val="HEADINGCUSTOM"/>
         <w:spacing w:before="0" w:after="0"/>
       </w:pPr>
-      <w:bookmarkStart w:id="5" w:name="_Toc226117563"/>
+      <w:bookmarkStart w:id="5" w:name="_Toc226141283"/>
       <w:r>
         <w:t>1.5. Выбор средств разработки</w:t>
       </w:r>
@@ -3220,7 +3262,7 @@
         <w:lastRenderedPageBreak/>
         <w:t xml:space="preserve"> </w:t>
       </w:r>
-      <w:bookmarkStart w:id="6" w:name="_Toc226117564"/>
+      <w:bookmarkStart w:id="6" w:name="_Toc226141284"/>
       <w:r>
         <w:t>2. Моделирование предметной области</w:t>
       </w:r>
@@ -3242,7 +3284,7 @@
         <w:pStyle w:val="HEADINGCUSTOM"/>
         <w:spacing w:before="0" w:after="0"/>
       </w:pPr>
-      <w:bookmarkStart w:id="7" w:name="_Toc226117565"/>
+      <w:bookmarkStart w:id="7" w:name="_Toc226141285"/>
       <w:r>
         <w:t>2.1. Разработка инфологической модели</w:t>
       </w:r>
@@ -4286,7 +4328,7 @@
         <w:pStyle w:val="HEADINGCUSTOM"/>
         <w:spacing w:before="0" w:after="0"/>
       </w:pPr>
-      <w:bookmarkStart w:id="8" w:name="_Toc226117566"/>
+      <w:bookmarkStart w:id="8" w:name="_Toc226141286"/>
       <w:r>
         <w:t>2.2. Разработка функциональной модели</w:t>
       </w:r>
@@ -4415,7 +4457,7 @@
         <w:pStyle w:val="HEADINGCUSTOM"/>
         <w:spacing w:before="0" w:after="0"/>
       </w:pPr>
-      <w:bookmarkStart w:id="9" w:name="_Toc226117567"/>
+      <w:bookmarkStart w:id="9" w:name="_Toc226141287"/>
       <w:r>
         <w:t>2.3. Спецификация функциональных требований</w:t>
       </w:r>
@@ -4627,7 +4669,7 @@
         <w:pStyle w:val="HEADINGCUSTOM"/>
         <w:spacing w:before="0" w:after="0"/>
       </w:pPr>
-      <w:bookmarkStart w:id="10" w:name="_Toc226117568"/>
+      <w:bookmarkStart w:id="10" w:name="_Toc226141288"/>
       <w:r>
         <w:lastRenderedPageBreak/>
         <w:t>3 Проектирование и разработка программного средства</w:t>
@@ -4651,7 +4693,7 @@
         <w:pStyle w:val="HEADINGCUSTOM"/>
         <w:spacing w:before="0" w:after="0"/>
       </w:pPr>
-      <w:bookmarkStart w:id="11" w:name="_Toc226117569"/>
+      <w:bookmarkStart w:id="11" w:name="_Toc226141289"/>
       <w:r>
         <w:t>3.1 Разработка структуры программного средства</w:t>
       </w:r>
@@ -4750,7 +4792,7 @@
         <w:pStyle w:val="HEADINGCUSTOM"/>
         <w:spacing w:before="0" w:after="0"/>
       </w:pPr>
-      <w:bookmarkStart w:id="12" w:name="_Toc226117570"/>
+      <w:bookmarkStart w:id="12" w:name="_Toc226141290"/>
       <w:r>
         <w:t>3.2 Разработка физической модели базы данных</w:t>
       </w:r>
@@ -4852,7 +4894,7 @@
         <w:pStyle w:val="HEADINGCUSTOM"/>
         <w:spacing w:before="0" w:after="0"/>
       </w:pPr>
-      <w:bookmarkStart w:id="13" w:name="_Toc226117571"/>
+      <w:bookmarkStart w:id="13" w:name="_Toc226141291"/>
       <w:r>
         <w:t>3.4 Разработка алгоритмов программы</w:t>
       </w:r>
@@ -4970,7 +5012,7 @@
         <w:pStyle w:val="HEADINGCUSTOM"/>
         <w:spacing w:before="0" w:after="0"/>
       </w:pPr>
-      <w:bookmarkStart w:id="14" w:name="_Toc226117572"/>
+      <w:bookmarkStart w:id="14" w:name="_Toc226141292"/>
       <w:r>
         <w:t>3.5 Разработка интерфейса</w:t>
       </w:r>
@@ -5103,7 +5145,7 @@
         <w:pStyle w:val="HEADINGCUSTOM"/>
         <w:spacing w:before="0" w:after="0"/>
       </w:pPr>
-      <w:bookmarkStart w:id="15" w:name="_Toc226117573"/>
+      <w:bookmarkStart w:id="15" w:name="_Toc226141293"/>
       <w:r>
         <w:lastRenderedPageBreak/>
         <w:t>4 Тестирование программного средства</w:t>
@@ -5122,325 +5164,133 @@
     </w:p>
     <w:p>
       <w:pPr>
-        <w:spacing w:after="0"/>
-        <w:jc w:val="both"/>
-        <w:rPr>
-          <w:rFonts w:cs="Times New Roman"/>
-          <w:szCs w:val="28"/>
-          <w:lang w:val="ru-RU"/>
-        </w:rPr>
-      </w:pPr>
-      <w:r>
-        <w:rPr>
-          <w:rFonts w:cs="Times New Roman"/>
-          <w:szCs w:val="28"/>
-        </w:rPr>
-        <w:t>Тестирование программного средства, разработанного по теме «Программное средство для организации деятельности агентства недвижимости города», выполнялось с целью проверки корректности взаимодействия пользовательского веб-интерфейса, серверной части приложения на языке Rust и базы данных PostgreSQL. Особое внимание уделялось тем аспектам, которые прямо указаны в требованиях к курсовой работе: многопользовательскому режиму, разграничению прав доступа, выполнению операций добавления и изменения данных, автоматизации бизнес-логики на стороне СУБД, формированию отчетов, журналированию действий, а также средствам резервного копирования и восстановления.</w:t>
-      </w:r>
-    </w:p>
-    <w:p>
-      <w:pPr>
-        <w:spacing w:after="0"/>
-        <w:jc w:val="both"/>
-        <w:rPr>
-          <w:rFonts w:cs="Times New Roman"/>
-          <w:szCs w:val="28"/>
-          <w:lang w:val="ru-RU"/>
-        </w:rPr>
-      </w:pPr>
-      <w:r>
-        <w:rPr>
-          <w:rFonts w:cs="Times New Roman"/>
-          <w:szCs w:val="28"/>
-        </w:rPr>
-        <w:t>Разрабатываемое программное средство представляет собой веб-приложение с серверным рендерингом HTML-страниц. По этой причине тестирование проводилось не только на уровне отдельных функций интерфейса, но и на уровне полного пользовательского сценария, когда одна операция инициируется через форму в приложении, затем обрабатывается сервером и приводит к изменению состояния таблиц, представлений, триггеров и журналов базы данных. Такой подход позволяет оценить систему в условиях, максимально приближенных к ее реальной эксплуатации в агентстве недвижимости.</w:t>
-      </w:r>
-    </w:p>
-    <w:p>
-      <w:pPr>
-        <w:spacing w:after="0"/>
-        <w:jc w:val="both"/>
-        <w:rPr>
-          <w:rFonts w:cs="Times New Roman"/>
-          <w:szCs w:val="28"/>
-        </w:rPr>
-      </w:pPr>
-      <w:r>
-        <w:rPr>
-          <w:rFonts w:cs="Times New Roman"/>
-          <w:szCs w:val="28"/>
-        </w:rPr>
-        <w:t xml:space="preserve">При подготовке контрольных примеров использовались тестовые данные проекта: учетные записи </w:t>
-      </w:r>
-      <w:r>
-        <w:rPr>
-          <w:rFonts w:cs="Times New Roman"/>
-          <w:szCs w:val="28"/>
-          <w:lang w:val="ru-RU"/>
-        </w:rPr>
-        <w:t>«</w:t>
-      </w:r>
-      <w:r>
-        <w:rPr>
-          <w:rFonts w:cs="Times New Roman"/>
-          <w:szCs w:val="28"/>
-        </w:rPr>
-        <w:t>admin</w:t>
-      </w:r>
-      <w:r>
-        <w:rPr>
-          <w:rFonts w:cs="Times New Roman"/>
-          <w:szCs w:val="28"/>
-          <w:lang w:val="ru-RU"/>
-        </w:rPr>
-        <w:t>»</w:t>
-      </w:r>
-      <w:r>
-        <w:rPr>
-          <w:rFonts w:cs="Times New Roman"/>
-          <w:szCs w:val="28"/>
-        </w:rPr>
-        <w:t xml:space="preserve">, </w:t>
-      </w:r>
-      <w:r>
-        <w:rPr>
-          <w:rFonts w:cs="Times New Roman"/>
-          <w:szCs w:val="28"/>
-          <w:lang w:val="ru-RU"/>
-        </w:rPr>
-        <w:t>«</w:t>
-      </w:r>
-      <w:r>
-        <w:rPr>
-          <w:rFonts w:cs="Times New Roman"/>
-          <w:szCs w:val="28"/>
-        </w:rPr>
-        <w:t>realtor</w:t>
-      </w:r>
-      <w:r>
-        <w:rPr>
-          <w:rFonts w:cs="Times New Roman"/>
-          <w:szCs w:val="28"/>
-          <w:lang w:val="ru-RU"/>
-        </w:rPr>
-        <w:t>»</w:t>
-      </w:r>
-      <w:r>
-        <w:rPr>
-          <w:rFonts w:cs="Times New Roman"/>
-          <w:szCs w:val="28"/>
-        </w:rPr>
-        <w:t xml:space="preserve">, </w:t>
-      </w:r>
-      <w:r>
-        <w:rPr>
-          <w:rFonts w:cs="Times New Roman"/>
-          <w:szCs w:val="28"/>
-          <w:lang w:val="ru-RU"/>
-        </w:rPr>
-        <w:t>«</w:t>
-      </w:r>
-      <w:r>
-        <w:rPr>
-          <w:rFonts w:cs="Times New Roman"/>
-          <w:szCs w:val="28"/>
-        </w:rPr>
-        <w:t>guest</w:t>
-      </w:r>
-      <w:r>
-        <w:rPr>
-          <w:rFonts w:cs="Times New Roman"/>
-          <w:szCs w:val="28"/>
-          <w:lang w:val="ru-RU"/>
-        </w:rPr>
-        <w:t>»</w:t>
-      </w:r>
-      <w:r>
-        <w:rPr>
-          <w:rFonts w:cs="Times New Roman"/>
-          <w:szCs w:val="28"/>
-        </w:rPr>
-        <w:t xml:space="preserve">, а также демонстрационные сведения об объектах недвижимости, собственниках, клиентах, сделках и платежах, загружаемые SQL-скриптом </w:t>
-      </w:r>
-      <w:r>
-        <w:rPr>
-          <w:rFonts w:cs="Times New Roman"/>
-          <w:szCs w:val="28"/>
-          <w:lang w:val="ru-RU"/>
-        </w:rPr>
-        <w:t>«</w:t>
-      </w:r>
-      <w:r>
-        <w:rPr>
-          <w:rFonts w:cs="Times New Roman"/>
-          <w:szCs w:val="28"/>
-        </w:rPr>
-        <w:t>02_seed.sq</w:t>
-      </w:r>
-      <w:r>
-        <w:rPr>
-          <w:rFonts w:cs="Times New Roman"/>
-          <w:szCs w:val="28"/>
-          <w:lang w:val="en-US"/>
-        </w:rPr>
-        <w:t>l</w:t>
-      </w:r>
-      <w:r>
-        <w:rPr>
-          <w:rFonts w:cs="Times New Roman"/>
-          <w:szCs w:val="28"/>
-          <w:lang w:val="ru-RU"/>
-        </w:rPr>
-        <w:t>»</w:t>
-      </w:r>
-      <w:r>
-        <w:rPr>
-          <w:rFonts w:cs="Times New Roman"/>
-          <w:szCs w:val="28"/>
-        </w:rPr>
-        <w:t>. Это позволяет проверять как базовые операции просмотра и редактирования, так и автоматическое изменение статусов объектов, расчет комиссии и построение аналитических отчетов.</w:t>
-      </w:r>
-    </w:p>
-    <w:p>
-      <w:pPr>
-        <w:spacing w:after="0"/>
-        <w:jc w:val="both"/>
-        <w:rPr>
-          <w:rFonts w:cs="Times New Roman"/>
-          <w:szCs w:val="28"/>
-        </w:rPr>
-      </w:pPr>
-    </w:p>
-    <w:p>
-      <w:pPr>
         <w:pStyle w:val="HEADINGCUSTOM"/>
         <w:spacing w:before="0" w:after="0"/>
       </w:pPr>
-      <w:bookmarkStart w:id="16" w:name="_Toc226117574"/>
-      <w:r>
+      <w:bookmarkStart w:id="16" w:name="_Toc226141294"/>
+      <w:r>
+        <w:t>4.1 Выбор и обоснование видов тестирования</w:t>
+      </w:r>
+      <w:bookmarkEnd w:id="16"/>
+    </w:p>
+    <w:p>
+      <w:pPr>
+        <w:spacing w:after="0"/>
+        <w:jc w:val="both"/>
+        <w:rPr>
+          <w:rFonts w:cs="Times New Roman"/>
+          <w:szCs w:val="28"/>
+        </w:rPr>
+      </w:pPr>
+    </w:p>
+    <w:p>
+      <w:pPr>
+        <w:spacing w:after="0"/>
+        <w:jc w:val="both"/>
+        <w:rPr>
+          <w:rFonts w:cs="Times New Roman"/>
+          <w:szCs w:val="28"/>
+          <w:lang w:val="ru-RU"/>
+        </w:rPr>
+      </w:pPr>
+      <w:r>
+        <w:rPr>
+          <w:rFonts w:cs="Times New Roman"/>
+          <w:szCs w:val="28"/>
+        </w:rPr>
+        <w:t>Для проверки программного средства были выбраны функциональное, интеграционное, негативное и приемочное тестирование.</w:t>
+      </w:r>
+    </w:p>
+    <w:p>
+      <w:pPr>
+        <w:spacing w:after="0"/>
+        <w:jc w:val="both"/>
+        <w:rPr>
+          <w:rFonts w:cs="Times New Roman"/>
+          <w:szCs w:val="28"/>
+          <w:lang w:val="ru-RU"/>
+        </w:rPr>
+      </w:pPr>
+      <w:r>
+        <w:rPr>
+          <w:rFonts w:cs="Times New Roman"/>
+          <w:szCs w:val="28"/>
+        </w:rPr>
+        <w:t>Функциональное тестирование применялось для проверки соответствия реализованных возможностей требованиям задания. В рамках данного вида тестирования анализировалась работа модулей авторизации, управления объектами недвижимости, собственниками, клиентами и сделками, формирования отчетов, просмотра журнала аудита и выполнения SQL-запросов в режиме администратора. Выбор именно функционального тестирования обусловлен тем, что для курсовой работы необходимо подтвердить выполнение полного набора пользовательских функций, заявленных в постановке задачи.</w:t>
+      </w:r>
+    </w:p>
+    <w:p>
+      <w:pPr>
+        <w:spacing w:after="0"/>
+        <w:jc w:val="both"/>
+        <w:rPr>
+          <w:rFonts w:cs="Times New Roman"/>
+          <w:szCs w:val="28"/>
+          <w:lang w:val="ru-RU"/>
+        </w:rPr>
+      </w:pPr>
+      <w:r>
+        <w:rPr>
+          <w:rFonts w:cs="Times New Roman"/>
+          <w:szCs w:val="28"/>
+        </w:rPr>
+        <w:t>Интеграционное тестирование использовалось для проверки взаимодействия приложения с базой данных PostgreSQL. Для рассматриваемого проекта этот вид тестирования является особенно важным, поскольку существенная часть логики вынесена на сторону СУБД. В базе данных реализованы триггеры автоматического обновления поля</w:t>
+      </w:r>
+      <w:r>
+        <w:rPr>
+          <w:rFonts w:cs="Times New Roman"/>
+          <w:szCs w:val="28"/>
+          <w:lang w:val="ru-RU"/>
+        </w:rPr>
+        <w:t xml:space="preserve"> «</w:t>
+      </w:r>
+      <w:r>
+        <w:rPr>
+          <w:rFonts w:cs="Times New Roman"/>
+          <w:szCs w:val="28"/>
+        </w:rPr>
+        <w:t>updated_at</w:t>
+      </w:r>
+      <w:r>
+        <w:rPr>
+          <w:rFonts w:cs="Times New Roman"/>
+          <w:szCs w:val="28"/>
+          <w:lang w:val="ru-RU"/>
+        </w:rPr>
+        <w:t>»</w:t>
+      </w:r>
+      <w:r>
+        <w:rPr>
+          <w:rFonts w:cs="Times New Roman"/>
+          <w:szCs w:val="28"/>
+        </w:rPr>
+        <w:t>, журналирования изменений, проверки доступности объекта недвижимости, расчета комиссии по сделке и синхронизации статуса объекта по состоянию сделки. Следовательно, необходимо было убедиться, что операция, инициированная через веб-интерфейс, корректно проходит все этапы обработки и приводит к ожидаемому состоянию данных.</w:t>
+      </w:r>
+    </w:p>
+    <w:p>
+      <w:pPr>
+        <w:spacing w:after="0"/>
+        <w:jc w:val="both"/>
+        <w:rPr>
+          <w:rFonts w:cs="Times New Roman"/>
+          <w:szCs w:val="28"/>
+          <w:lang w:val="ru-RU"/>
+        </w:rPr>
+      </w:pPr>
+      <w:r>
+        <w:rPr>
+          <w:rFonts w:cs="Times New Roman"/>
+          <w:szCs w:val="28"/>
+        </w:rPr>
+        <w:t>Негативное тестирование применялось для проверки устойчивости системы к ошибочным действиям пользователя. Данный вид тестирования включал ввод некорректных логинов и паролей, попытки создания записей с незаполненными обязательными полями, ввод отрицательных числовых значений, указание неверных дат сделки, выполнение запрещенных SQL-</w:t>
+      </w:r>
+      <w:r>
+        <w:rPr>
+          <w:rFonts w:cs="Times New Roman"/>
+          <w:szCs w:val="28"/>
+        </w:rPr>
         <w:lastRenderedPageBreak/>
-        <w:t>4.1 Выбор и обоснование видов тестирования</w:t>
-      </w:r>
-      <w:bookmarkEnd w:id="16"/>
-    </w:p>
-    <w:p>
-      <w:pPr>
-        <w:spacing w:after="0"/>
-        <w:jc w:val="both"/>
-        <w:rPr>
-          <w:rFonts w:cs="Times New Roman"/>
-          <w:szCs w:val="28"/>
-        </w:rPr>
-      </w:pPr>
-    </w:p>
-    <w:p>
-      <w:pPr>
-        <w:spacing w:after="0"/>
-        <w:jc w:val="both"/>
-        <w:rPr>
-          <w:rFonts w:cs="Times New Roman"/>
-          <w:szCs w:val="28"/>
-          <w:lang w:val="ru-RU"/>
-        </w:rPr>
-      </w:pPr>
-      <w:r>
-        <w:rPr>
-          <w:rFonts w:cs="Times New Roman"/>
-          <w:szCs w:val="28"/>
-        </w:rPr>
-        <w:t>Для проверки программного средства были выбраны функциональное, интеграционное, негативное и приемочное тестирование.</w:t>
-      </w:r>
-    </w:p>
-    <w:p>
-      <w:pPr>
-        <w:spacing w:after="0"/>
-        <w:jc w:val="both"/>
-        <w:rPr>
-          <w:rFonts w:cs="Times New Roman"/>
-          <w:szCs w:val="28"/>
-          <w:lang w:val="ru-RU"/>
-        </w:rPr>
-      </w:pPr>
-      <w:r>
-        <w:rPr>
-          <w:rFonts w:cs="Times New Roman"/>
-          <w:szCs w:val="28"/>
-        </w:rPr>
-        <w:t>Функциональное тестирование применялось для проверки соответствия реализованных возможностей требованиям задания. В рамках данного вида тестирования анализировалась работа модулей авторизации, управления объектами недвижимости, собственниками, клиентами и сделками, формирования отчетов, просмотра журнала аудита и выполнения SQL-запросов в режиме администратора. Выбор именно функционального тестирования обусловлен тем, что для курсовой работы необходимо подтвердить выполнение полного набора пользовательских функций, заявленных в постановке задачи.</w:t>
-      </w:r>
-    </w:p>
-    <w:p>
-      <w:pPr>
-        <w:spacing w:after="0"/>
-        <w:jc w:val="both"/>
-        <w:rPr>
-          <w:rFonts w:cs="Times New Roman"/>
-          <w:szCs w:val="28"/>
-          <w:lang w:val="ru-RU"/>
-        </w:rPr>
-      </w:pPr>
-      <w:r>
-        <w:rPr>
-          <w:rFonts w:cs="Times New Roman"/>
-          <w:szCs w:val="28"/>
-        </w:rPr>
-        <w:t>Интеграционное тестирование использовалось для проверки взаимодействия приложения с базой данных PostgreSQL. Для рассматриваемого проекта этот вид тестирования является особенно важным, поскольку существенная часть логики вынесена на сторону СУБД. В базе данных реализованы триггеры автоматического обновления поля</w:t>
-      </w:r>
-      <w:r>
-        <w:rPr>
-          <w:rFonts w:cs="Times New Roman"/>
-          <w:szCs w:val="28"/>
-          <w:lang w:val="ru-RU"/>
-        </w:rPr>
-        <w:t xml:space="preserve"> «</w:t>
-      </w:r>
-      <w:r>
-        <w:rPr>
-          <w:rFonts w:cs="Times New Roman"/>
-          <w:szCs w:val="28"/>
-        </w:rPr>
-        <w:t>updated_at</w:t>
-      </w:r>
-      <w:r>
-        <w:rPr>
-          <w:rFonts w:cs="Times New Roman"/>
-          <w:szCs w:val="28"/>
-          <w:lang w:val="ru-RU"/>
-        </w:rPr>
-        <w:t>»</w:t>
-      </w:r>
-      <w:r>
-        <w:rPr>
-          <w:rFonts w:cs="Times New Roman"/>
-          <w:szCs w:val="28"/>
-        </w:rPr>
-        <w:t>, журналирования изменений, проверки доступности объекта недвижимости, расчета комиссии по сделке и синхронизации статуса объекта по состоянию сделки. Следовательно, необходимо было убедиться, что операция, инициированная через веб-интерфейс, корректно проходит все этапы обработки и приводит к ожидаемому состоянию данных.</w:t>
-      </w:r>
-    </w:p>
-    <w:p>
-      <w:pPr>
-        <w:spacing w:after="0"/>
-        <w:jc w:val="both"/>
-        <w:rPr>
-          <w:rFonts w:cs="Times New Roman"/>
-          <w:szCs w:val="28"/>
-          <w:lang w:val="ru-RU"/>
-        </w:rPr>
-      </w:pPr>
-      <w:r>
-        <w:rPr>
-          <w:rFonts w:cs="Times New Roman"/>
-          <w:szCs w:val="28"/>
-        </w:rPr>
-        <w:t xml:space="preserve">Негативное тестирование применялось для проверки устойчивости системы к ошибочным действиям пользователя. Данный вид тестирования включал ввод некорректных логинов и паролей, попытки создания записей с незаполненными обязательными полями, ввод отрицательных числовых значений, указание неверных дат сделки, выполнение запрещенных SQL-команд через административный интерфейс и попытки доступа к операциям редактирования от имени пользователя без соответствующих прав. Такой </w:t>
-      </w:r>
-      <w:r>
-        <w:rPr>
-          <w:rFonts w:cs="Times New Roman"/>
-          <w:szCs w:val="28"/>
-        </w:rPr>
-        <w:lastRenderedPageBreak/>
-        <w:t>подход позволяет подтвердить, что система не только корректно работает при правильном использовании, но и надежно обрабатывает ошибочные либо потенциально опасные сценарии.</w:t>
+        <w:t>команд через административный интерфейс и попытки доступа к операциям редактирования от имени пользователя без соответствующих прав. Такой подход позволяет подтвердить, что система не только корректно работает при правильном использовании, но и надежно обрабатывает ошибочные либо потенциально опасные сценарии.</w:t>
       </w:r>
     </w:p>
     <w:p>
@@ -5495,7 +5345,7 @@
         <w:pStyle w:val="HEADINGCUSTOM"/>
         <w:spacing w:before="0" w:after="0"/>
       </w:pPr>
-      <w:bookmarkStart w:id="17" w:name="_Toc226117575"/>
+      <w:bookmarkStart w:id="17" w:name="_Toc226141295"/>
       <w:r>
         <w:t>4.2 Результаты тестирования</w:t>
       </w:r>
@@ -5610,8 +5460,16 @@
         </w:rPr>
       </w:pPr>
       <w:r>
-        <w:lastRenderedPageBreak/>
-        <w:t>Таблица 4.1 - Результаты тестирования программного средства</w:t>
+        <w:t>Таблица 4.1</w:t>
+      </w:r>
+      <w:r>
+        <w:rPr>
+          <w:lang w:val="ru-RU"/>
+        </w:rPr>
+        <w:t>.</w:t>
+      </w:r>
+      <w:r>
+        <w:t xml:space="preserve"> Результаты тестирования программного средства</w:t>
       </w:r>
     </w:p>
     <w:tbl>
@@ -8058,6 +7916,7 @@
         <w:rPr>
           <w:rFonts w:cs="Times New Roman"/>
           <w:szCs w:val="28"/>
+          <w:lang w:val="ru-RU"/>
         </w:rPr>
       </w:pPr>
       <w:r>
@@ -8075,16 +7934,6 @@
         <w:rPr>
           <w:rFonts w:cs="Times New Roman"/>
           <w:szCs w:val="28"/>
-        </w:rPr>
-      </w:pPr>
-    </w:p>
-    <w:p>
-      <w:pPr>
-        <w:spacing w:after="0"/>
-        <w:jc w:val="both"/>
-        <w:rPr>
-          <w:rFonts w:cs="Times New Roman"/>
-          <w:szCs w:val="28"/>
           <w:lang w:val="ru-RU"/>
         </w:rPr>
       </w:pPr>
@@ -8358,7 +8207,7 @@
           <w:rFonts w:cs="Times New Roman"/>
           <w:szCs w:val="28"/>
         </w:rPr>
-        <w:t xml:space="preserve"> и другие SQL-объекты. Интерфейс предоставляет </w:t>
+        <w:t xml:space="preserve"> и другие SQL-объекты. Интерфейс предоставляет возможность вывести данные на экран, отправить страницу на печать и </w:t>
       </w:r>
       <w:r>
         <w:rPr>
@@ -8366,7 +8215,7 @@
           <w:szCs w:val="28"/>
         </w:rPr>
         <w:lastRenderedPageBreak/>
-        <w:t xml:space="preserve">возможность вывести данные на экран, отправить страницу на печать и экспортировать полученные результаты в форматы </w:t>
+        <w:t xml:space="preserve">экспортировать полученные результаты в форматы </w:t>
       </w:r>
       <w:r>
         <w:rPr>
@@ -8629,7 +8478,7 @@
         <w:pStyle w:val="HEADINGCUSTOM"/>
         <w:spacing w:before="0" w:after="0"/>
       </w:pPr>
-      <w:bookmarkStart w:id="18" w:name="_Toc226117576"/>
+      <w:bookmarkStart w:id="18" w:name="_Toc226141296"/>
       <w:r>
         <w:t>4.3 Выводы по результатам тестирования</w:t>
       </w:r>
@@ -8678,8 +8527,15 @@
           <w:rFonts w:cs="Times New Roman"/>
           <w:szCs w:val="28"/>
         </w:rPr>
+        <w:t xml:space="preserve">Особенно важно, что в ходе тестирования подтверждена корректность взаимодействия между приложением и базой данных PostgreSQL. </w:t>
+      </w:r>
+      <w:r>
+        <w:rPr>
+          <w:rFonts w:cs="Times New Roman"/>
+          <w:szCs w:val="28"/>
+        </w:rPr>
         <w:lastRenderedPageBreak/>
-        <w:t>Особенно важно, что в ходе тестирования подтверждена корректность взаимодействия между приложением и базой данных PostgreSQL. Пользовательские действия, выполняемые через веб-интерфейс, приводят к ожидаемым изменениям в таблицах базы данных, а встроенные функции и триггеры обеспечивают автоматизацию бизнес-логики, контроль целостности и актуальность статусов объектов недвижимости. Тем самым выполнено одно из ключевых требований методических указаний, согласно которому необходимо уделить особое внимание тестированию связки «приложение</w:t>
+        <w:t>Пользовательские действия, выполняемые через веб-интерфейс, приводят к ожидаемым изменениям в таблицах базы данных, а встроенные функции и триггеры обеспечивают автоматизацию бизнес-логики, контроль целостности и актуальность статусов объектов недвижимости. Тем самым выполнено одно из ключевых требований методических указаний, согласно которому необходимо уделить особое внимание тестированию связки «приложение</w:t>
       </w:r>
       <w:r>
         <w:rPr>
@@ -8750,7 +8606,7 @@
         <w:pStyle w:val="HEADINGCUSTOM"/>
         <w:spacing w:before="0" w:after="0"/>
       </w:pPr>
-      <w:bookmarkStart w:id="19" w:name="_Toc226117577"/>
+      <w:bookmarkStart w:id="19" w:name="_Toc226141297"/>
       <w:r>
         <w:t>5 Руководство пользователя</w:t>
       </w:r>
@@ -9658,7 +9514,7 @@
         <w:rPr>
           <w:rFonts w:cs="Times New Roman"/>
           <w:szCs w:val="28"/>
-          <w:lang w:val="ru-RU"/>
+          <w:lang w:val="en-US"/>
         </w:rPr>
       </w:pPr>
       <w:r>
